--- a/res/synthetic_fascicoli/fascicoli/fascicolo_sintetico_043/sentenza.docx
+++ b/res/synthetic_fascicoli/fascicoli/fascicolo_sintetico_043/sentenza.docx
@@ -338,7 +338,7 @@
               <w:rStyle w:val="PlaceholderText"/>
               <w:lang w:val="en-US"/>
             </w:rPr>
-            <w:t>677/2024</w:t>
+            <w:t>822/2025</w:t>
           </w:r>
         </w:sdtContent>
       </w:sdt>
@@ -400,7 +400,7 @@
               <w:rStyle w:val="PlaceholderText"/>
               <w:lang w:val="en-US"/>
             </w:rPr>
-            <w:t>Luca Bianchi-Silva, Marco Moretti</w:t>
+            <w:t>Diego Lima, Fernanda Barbosa</w:t>
           </w:r>
         </w:sdtContent>
       </w:sdt>
@@ -444,7 +444,7 @@
               <w:rStyle w:val="PlaceholderText"/>
               <w:lang w:val="en-US"/>
             </w:rPr>
-            <w:t>Giulia Conti</w:t>
+            <w:t>Mateus Pereira</w:t>
           </w:r>
         </w:sdtContent>
       </w:sdt>
@@ -588,7 +588,7 @@
               <w:rStyle w:val="PlaceholderText"/>
               <w:lang w:val="en-US"/>
             </w:rPr>
-            <w:t>Davide Lombardi</w:t>
+            <w:t/>
           </w:r>
         </w:p>
       </w:sdtContent>
@@ -624,7 +624,7 @@
               <w:rStyle w:val="PlaceholderText"/>
               <w:lang w:val="en-US"/>
             </w:rPr>
-            <w:t>con il patrocinio dell'Avv.</w:t>
+            <w:t/>
           </w:r>
         </w:p>
       </w:sdtContent>
@@ -805,7 +805,7 @@
             <w:rPr>
               <w:rStyle w:val="PlaceholderText"/>
             </w:rPr>
-            <w:t>05-09-2025</w:t>
+            <w:t>11-11-2024</w:t>
           </w:r>
         </w:sdtContent>
       </w:sdt>
@@ -866,7 +866,7 @@
               <w:rStyle w:val="PlaceholderText"/>
               <w:lang w:val="en-US"/>
             </w:rPr>
-            <w:t>1.1.1. In data 19-02-2025, Davide Lombardi è intervenuto volontariamente in giudizio, in qualità di discendente dal medesimo avo.[</w:t>
+            <w:t/>
           </w:r>
         </w:p>
       </w:sdtContent>
@@ -950,7 +950,7 @@
             <w:rPr>
               <w:rStyle w:val="PlaceholderText"/>
             </w:rPr>
-            <w:t>NO</w:t>
+            <w:t>SI</w:t>
           </w:r>
         </w:sdtContent>
       </w:sdt>
@@ -1034,7 +1034,7 @@
             <w:rPr>
               <w:rStyle w:val="PlaceholderText"/>
             </w:rPr>
-            <w:t>Chiara Luigi Costa</w:t>
+            <w:t>Diego Miguel Araujo</w:t>
           </w:r>
         </w:sdtContent>
       </w:sdt>
@@ -1092,7 +1092,7 @@
               <w:rStyle w:val="PlaceholderText"/>
               <w:lang w:val="en-US"/>
             </w:rPr>
-            <w:t>Cremona</w:t>
+            <w:t>Brescia</w:t>
           </w:r>
         </w:sdtContent>
       </w:sdt>
@@ -1149,7 +1149,7 @@
               <w:rStyle w:val="PlaceholderText"/>
               <w:lang w:val="en-US"/>
             </w:rPr>
-            <w:t>15-05-1951</w:t>
+            <w:t>23-09-1959</w:t>
           </w:r>
         </w:sdtContent>
       </w:sdt>
@@ -1368,7 +1368,8 @@
               <w:rStyle w:val="PlaceholderText"/>
               <w:lang w:val="en-US"/>
             </w:rPr>
-            <w:t>Linea di discendenza allegata: Chiara Luigi Costa -&gt; Sara Joao Marini -&gt; Luca Ana Bianchi -&gt; Sara Marini -&gt; Marco Moretti -&gt; Luca Bianchi</w:t>
+            <w:t>Linea di discendenza ricostruita da certificati esteri e italiani allegati al fascicolo. Nel ricorso risultano varianti anagrafiche/pseudonimi: Diego Miguel Araujo (alias: Diego Araujo).
+Linea di discendenza allegata: Diego Miguel Araujo -&gt; Ana Ana Oliveira Araujo -&gt; Diego Lima</w:t>
           </w:r>
         </w:sdtContent>
       </w:sdt>
@@ -1419,7 +1420,7 @@
               <w:rStyle w:val="PlaceholderText"/>
               <w:lang w:val="en-US"/>
             </w:rPr>
-            <w:t>2.1. Il terzo intervenuto ha rivendicato di essere discendente dallo stesso avo.</w:t>
+            <w:t/>
           </w:r>
         </w:p>
       </w:sdtContent>
@@ -2513,7 +2514,7 @@
               <w:rStyle w:val="PlaceholderText"/>
               <w:lang w:val="en-US"/>
             </w:rPr>
-            <w:t/>
+            <w:t>Quest'ultima norma non si applica dunque al presente ricorso, iscritto a ruolo prima del 27.3.25.</w:t>
           </w:r>
         </w:p>
       </w:sdtContent>
@@ -2941,7 +2942,7 @@
               <w:rFonts w:ascii="Garamond" w:hAnsi="Garamond"/>
               <w:bCs/>
             </w:rPr>
-            <w:t>4.1. La domanda del terzo intervenuto è inammissibile. L'art. 105 co. 1 c.p.c., infatti, consente l'intervento volontario «in un processo tra altre persone per far valere, in confronto di tutte le parti o di alcune di esse, un diritto relativo all'oggetto o dipendente dal titolo dedotto nel processo medesimo». Nel caso concreto, invece, il terzo ha chiesto di accertare un autonomo diritto allo status di cittadino, non connesso oggettivamente né dipendente da quello dei ricorrenti (cui è accomunato soltanto dall'avo).</w:t>
+            <w:t/>
           </w:r>
           <w:proofErr w:type="spellStart"/>
           <w:proofErr w:type="spellEnd"/>
@@ -2977,7 +2978,7 @@
               <w:rFonts w:ascii="Garamond" w:hAnsi="Garamond"/>
               <w:bCs/>
             </w:rPr>
-            <w:t/>
+            <w:t>4.2. La domanda presentata iure matrimonii è improcedibile.</w:t>
           </w:r>
           <w:proofErr w:type="spellStart"/>
           <w:proofErr w:type="spellEnd"/>
@@ -3013,7 +3014,7 @@
               <w:rFonts w:ascii="Garamond" w:hAnsi="Garamond"/>
               <w:bCs/>
             </w:rPr>
-            <w:t/>
+            <w:t>La giurisprudenza, infatti, ha ammesso la domanda iure sanguinis in ragione delle note liste d'attesa dinanzi ai Consolati italiani, ma nessuna deroga è stata prevista per la cittadinanza acquisita tramite matrimonio (da chiedere prima in via amministrativa, cfr. Direttiva del Ministero dell'Interno n. 12A04741 del 7.3.12). Inoltre, l'art. 4 co. 5 II periodo del D.Lgs. n. 13/17 (sopra riportato) ha disciplinato la competenza territoriale con esclusivo riguardo al Comune di nascita dell'avo, ossia per la cittadinanza ottenuta in virtù della discendenza. Occorre infine considerare che, fino al passaggio in giudicato di questa sentenza, non può dirsi definitivamente acquisito lo status di cittadino del coniuge, presupposto necessario della domanda per matrimonio.</w:t>
           </w:r>
           <w:proofErr w:type="spellStart"/>
           <w:proofErr w:type="spellEnd"/>
@@ -3247,9 +3248,9 @@
               <w:rStyle w:val="PlaceholderText"/>
               <w:lang w:val="en-US"/>
             </w:rPr>
-            <w:t>Luca Bianchi-Silva, nato/a a  il ,</w:t>
+            <w:t>Diego Lima, nato/a a Belo Horizonte il 04-10-2003</w:t>
             <w:br/>
-            <w:t>Marco Moretti, nato/a a  il ,</w:t>
+            <w:t>Fernanda Barbosa, nato/a a  il </w:t>
           </w:r>
         </w:p>
       </w:sdtContent>
@@ -3363,7 +3364,7 @@
               <w:rStyle w:val="PlaceholderText"/>
               <w:lang w:val="en-US"/>
             </w:rPr>
-            <w:t>dichiara inammissibile la domanda presentata da Davide Lombardi;</w:t>
+            <w:t/>
           </w:r>
         </w:p>
       </w:sdtContent>
@@ -3399,7 +3400,7 @@
               <w:rStyle w:val="PlaceholderText"/>
               <w:lang w:val="en-US"/>
             </w:rPr>
-            <w:t/>
+            <w:t>dichiara improcedibile la domanda presentata da Fernanda Barbosa;</w:t>
           </w:r>
         </w:p>
       </w:sdtContent>
